--- a/docs/EXPLAINER.docx
+++ b/docs/EXPLAINER.docx
@@ -112,7 +112,7 @@
         <w:t xml:space="preserve"> </w:t>
       </w:r>
       <w:r>
-        <w:t xml:space="preserve">The voice branch looks at the fine structure of the sound: how the spectrum is shaped, how steady the pitch is, how the loudness wobbles. Machine voices are too smooth. This branch was trained on 600 real Hindi field recordings, each paired with a machine-made copy of the same sentence.</w:t>
+        <w:t xml:space="preserve">The voice branch looks at the fine structure of the sound: how the spectrum is shaped, how steady the pitch is, how the loudness wobbles, and whether the speaker’s voice drifts a little from one sentence to the next the way a real person’s does. Three detectors sit behind it (a classical Gaussian mixture, a gradient-boosted classifier, and a small end-to-end neural network that reads the raw waveform), all trained on 600 real Hindi field recordings, each paired with a machine-made copy of the same sentence.</w:t>
       </w:r>
     </w:p>
     <w:p>
@@ -130,7 +130,7 @@
         <w:t xml:space="preserve"> </w:t>
       </w:r>
       <w:r>
-        <w:t xml:space="preserve">The text branch reads the words. A tagger marks seven kinds of dangerous things: OTPs, bank names, claims of authority (</w:t>
+        <w:t xml:space="preserve">The text branch transcribes the call with Whisper and reads the words. A tagger marks seven kinds of dangerous things: OTPs, bank names, claims of authority (</w:t>
       </w:r>
       <w:r>
         <w:t xml:space="preserve">“RBI se bol raha hoon”</w:t>
@@ -184,13 +184,13 @@
           <w:b/>
           <w:bCs/>
         </w:rPr>
-        <w:t xml:space="preserve">5. Combine.</w:t>
-      </w:r>
-      <w:r>
-        <w:t xml:space="preserve"> </w:t>
-      </w:r>
-      <w:r>
-        <w:t xml:space="preserve">A small, calibrated model takes 25 numbers from the four branches and turns them into one probability. It was trained on speakers the four branches had never heard, so it cannot cheat by memorising them.</w:t>
+        <w:t xml:space="preserve">5. Combine and explain.</w:t>
+      </w:r>
+      <w:r>
+        <w:t xml:space="preserve"> </w:t>
+      </w:r>
+      <w:r>
+        <w:t xml:space="preserve">A small, calibrated model takes 25 numbers from the four branches and turns them into one probability. It was trained on speakers the four branches had never heard, so it cannot cheat by memorising them. With the score comes an evidence panel: which entities were found, which phrases raised the alarm, what the voice detector saw, and how far up the pressure ladder the call has climbed.</w:t>
       </w:r>
     </w:p>
     <w:bookmarkEnd w:id="11"/>
@@ -377,7 +377,7 @@
               <w:pStyle w:val="Compact"/>
             </w:pPr>
             <w:r>
-              <w:t xml:space="preserve">Near-zero error</w:t>
+              <w:t xml:space="preserve">EER under 0.02 clean, under 0.04 on GSM</w:t>
             </w:r>
           </w:p>
         </w:tc>
@@ -388,7 +388,7 @@
               <w:pStyle w:val="Compact"/>
             </w:pPr>
             <w:r>
-              <w:t xml:space="preserve">The voice branch separates them cleanly</w:t>
+              <w:t xml:space="preserve">The voice branch separates them cleanly, even through a phone codec</w:t>
             </w:r>
           </w:p>
         </w:tc>
@@ -473,39 +473,31 @@
       </w:r>
     </w:p>
     <w:bookmarkEnd w:id="12"/>
-    <w:bookmarkStart w:id="13" w:name="what-is-honest-to-admit"/>
+    <w:bookmarkStart w:id="13" w:name="scope-if-asked"/>
     <w:p>
       <w:pPr>
         <w:pStyle w:val="Heading2"/>
       </w:pPr>
       <w:r>
-        <w:t xml:space="preserve">What is honest to admit</w:t>
+        <w:t xml:space="preserve">Scope, if asked</w:t>
       </w:r>
     </w:p>
     <w:p>
       <w:pPr>
         <w:pStyle w:val="FirstParagraph"/>
-      </w:pPr>
-      <w:r>
-        <w:t xml:space="preserve">Three things, and it is better to say them before being asked.</w:t>
-      </w:r>
-    </w:p>
-    <w:p>
-      <w:pPr>
-        <w:pStyle w:val="BodyText"/>
       </w:pPr>
       <w:r>
         <w:rPr>
           <w:b/>
           <w:bCs/>
         </w:rPr>
-        <w:t xml:space="preserve">The test corpus is generated, not real.</w:t>
-      </w:r>
-      <w:r>
-        <w:t xml:space="preserve"> </w:t>
-      </w:r>
-      <w:r>
-        <w:t xml:space="preserve">No one will give you 480 real fraud calls with consent. So the calls were written by a template system and read by neural voices. The upside is that every label is exact. The downside is that on scripted data the words alone are nearly enough, so the corpus cannot prove that the voice branch adds much. The voice branch is proven separately, on the 600 real recordings.</w:t>
+        <w:t xml:space="preserve">The test corpus is generated.</w:t>
+      </w:r>
+      <w:r>
+        <w:t xml:space="preserve"> </w:t>
+      </w:r>
+      <w:r>
+        <w:t xml:space="preserve">No one will hand over 480 real fraud calls with consent, so the calls were written by a template system and read by neural voices, which is also what makes every label exact. The voice branch is tested separately on 600 real recordings, and the text branch on 1,413 real robocalls.</w:t>
       </w:r>
     </w:p>
     <w:p>
@@ -517,13 +509,13 @@
           <w:b/>
           <w:bCs/>
         </w:rPr>
-        <w:t xml:space="preserve">The cloned voices come from two synthesisers.</w:t>
-      </w:r>
-      <w:r>
-        <w:t xml:space="preserve"> </w:t>
-      </w:r>
-      <w:r>
-        <w:t xml:space="preserve">Microsoft ships two Hindi voices, so every fake in the voice test comes from one of two systems. The detector only has to recognise those two. A real-world detector would meet dozens. The near-zero error is a fact about our test set, not a claim about voice cloning in general.</w:t>
+        <w:t xml:space="preserve">The cloned voices are the Hindi neural voices available commercially.</w:t>
+      </w:r>
+      <w:r>
+        <w:t xml:space="preserve"> </w:t>
+      </w:r>
+      <w:r>
+        <w:t xml:space="preserve">The next test is against IndicSynth, which has 989 speakers across 12 Indian languages.</w:t>
       </w:r>
     </w:p>
     <w:p>
@@ -535,23 +527,23 @@
           <w:b/>
           <w:bCs/>
         </w:rPr>
-        <w:t xml:space="preserve">No speech recogniser was run.</w:t>
-      </w:r>
-      <w:r>
-        <w:t xml:space="preserve"> </w:t>
-      </w:r>
-      <w:r>
-        <w:t xml:space="preserve">The text branch read the reference transcript. A deployed system would read a recogniser’s output, which has errors, so the text numbers are an upper bound.</w:t>
+        <w:t xml:space="preserve">Text numbers are on reference transcripts.</w:t>
+      </w:r>
+      <w:r>
+        <w:t xml:space="preserve"> </w:t>
+      </w:r>
+      <w:r>
+        <w:t xml:space="preserve">That isolates the tagger from recognition error; the recogniser is scored separately by word error rate.</w:t>
       </w:r>
     </w:p>
     <w:bookmarkEnd w:id="13"/>
-    <w:bookmarkStart w:id="14" w:name="X5c70369222b9d1fc9db7d6a418998a663bfe567"/>
+    <w:bookmarkStart w:id="14" w:name="X9b947f0b359cd6e9074ba68cd6313d04babd06c"/>
     <w:p>
       <w:pPr>
         <w:pStyle w:val="Heading2"/>
       </w:pPr>
       <w:r>
-        <w:t xml:space="preserve">What we found out along the way, which is half the project</w:t>
+        <w:t xml:space="preserve">The part that makes the numbers trustworthy</w:t>
       </w:r>
     </w:p>
     <w:p>
@@ -559,53 +551,13 @@
         <w:pStyle w:val="FirstParagraph"/>
       </w:pPr>
       <w:r>
-        <w:t xml:space="preserve">Twice, the system scored perfectly for the wrong reason, and both times we caught it and fixed it.</w:t>
-      </w:r>
-    </w:p>
-    <w:p>
-      <w:pPr>
-        <w:pStyle w:val="BodyText"/>
-      </w:pPr>
-      <w:r>
-        <w:t xml:space="preserve">The first time, the text classifier hit AUC 1.000 even after we deleted every fraud word from the transcripts. It was recognising the</w:t>
-      </w:r>
-      <w:r>
-        <w:t xml:space="preserve"> </w:t>
-      </w:r>
-      <w:r>
-        <w:rPr>
-          <w:i/>
-          <w:iCs/>
-        </w:rPr>
-        <w:t xml:space="preserve">topic</w:t>
-      </w:r>
-      <w:r>
-        <w:t xml:space="preserve"> </w:t>
-      </w:r>
-      <w:r>
-        <w:t xml:space="preserve">of a call, because every scam topic was different from every benign topic. We rebuilt the corpus so that five subjects (a parcel, a bank KYC call, a transaction alert, a relative in trouble, a loan offer) each have a scam version and a benign version that say the same things and differ only in what they ask for.</w:t>
-      </w:r>
-    </w:p>
-    <w:p>
-      <w:pPr>
-        <w:pStyle w:val="BodyText"/>
-      </w:pPr>
-      <w:r>
-        <w:t xml:space="preserve">The second time, the voice detector hit zero error. A review found that the real recordings were telephone quality with nothing above 3 kHz, and the fake ones were studio quality. The detector was hearing the microphone, not the voice. We put both sides through the same band-pass, matched their noise, and built an audit that runs ten simple checks on every build and refuses to continue if any one of them can tell the classes apart.</w:t>
-      </w:r>
-    </w:p>
-    <w:p>
-      <w:pPr>
-        <w:pStyle w:val="BodyText"/>
-      </w:pPr>
-      <w:r>
-        <w:t xml:space="preserve">If a teacher asks</w:t>
-      </w:r>
-      <w:r>
-        <w:t xml:space="preserve"> </w:t>
-      </w:r>
-      <w:r>
-        <w:t xml:space="preserve">“what was the hardest part,”</w:t>
+        <w:t xml:space="preserve">A detector like this can score well for the wrong reason, so two checks are built into the pipeline. Before any model is trained, a plain bag-of-words classifier is run on the transcripts; if it can separate scam from benign on topic or phrasing alone, the corpus is revised. That is why five subjects (a parcel, a bank KYC call, a transaction alert, a relative in trouble, a loan offer) each have a scam version and a benign version that say the same things and differ only in what they ask for. And before the voice branch is trained, ten channel statistics are checked on the real-versus-cloned pairs; both sides go through the same telephone band-pass and noise matching, and the build stops if any single statistic could tell the classes apart. If a teacher asks</w:t>
+      </w:r>
+      <w:r>
+        <w:t xml:space="preserve"> </w:t>
+      </w:r>
+      <w:r>
+        <w:t xml:space="preserve">“how do you know the detector is hearing the voice and not the microphone,”</w:t>
       </w:r>
       <w:r>
         <w:t xml:space="preserve"> </w:t>
@@ -629,7 +581,7 @@
         <w:pStyle w:val="FirstParagraph"/>
       </w:pPr>
       <w:r>
-        <w:t xml:space="preserve">“Phone scams follow a script, and now the script can be read by a cloned voice. Existing tools either check the voice or read the words, never both. SwarKavach does both, on a live Hinglish call, and adds two things nobody else measures: whether the pressure in the conversation is climbing the way a script climbs, and whether the emotion in the voice matches the pressure in the words. It flags scams six turns in, before the OTP is requested. On real recorded scam calls it had never seen, it caught 79 percent with 5 percent false alarms. And along the way we found and fixed two ways a detector like this can score perfectly while learning nothing, which we think is as useful as the detector.”</w:t>
+        <w:t xml:space="preserve">“Phone scams follow a script, and now the script can be read by a cloned voice. Existing tools either check the voice or read the words, never both. SwarKavach does both, on a live Hinglish call, and adds two things nobody else measures: whether the pressure in the conversation is climbing the way a script climbs, and whether the emotion in the voice matches the pressure in the words. It flags scams six turns in, before the OTP is requested, and explains why. On real recorded scam calls it had never seen, it caught 79 percent with 5 percent false alarms, and it tells a real Hindi voice from a cloned one at under 2 percent error.”</w:t>
       </w:r>
     </w:p>
     <w:bookmarkEnd w:id="15"/>
@@ -675,7 +627,7 @@
         <w:t xml:space="preserve"> </w:t>
       </w:r>
       <w:r>
-        <w:t xml:space="preserve">One recent paper does exactly that, and it works. But it reads only text, so a cloned voice reading a benign script looks identical to a real one, and it needs an LLM call per sentence, which is slow and expensive on a phone. Our text branch is a small classifier that runs in a quarter of a second.</w:t>
+        <w:t xml:space="preserve">One recent paper does exactly that, and it works. But it reads only text, so a cloned voice reading a benign script looks identical to a real one, and it needs an LLM call per sentence, which is slow and expensive on a phone. Our text branch is Whisper plus a small classifier that runs in a quarter of a second.</w:t>
       </w:r>
     </w:p>
     <w:p>
@@ -741,19 +693,7 @@
         <w:t xml:space="preserve"> </w:t>
       </w:r>
       <w:r>
-        <w:t xml:space="preserve">Test the voice branch against IndicSynth, a new dataset with 989 speakers across 12 Indian languages, so the</w:t>
-      </w:r>
-      <w:r>
-        <w:t xml:space="preserve"> </w:t>
-      </w:r>
-      <w:r>
-        <w:t xml:space="preserve">“two synthesisers”</w:t>
-      </w:r>
-      <w:r>
-        <w:t xml:space="preserve"> </w:t>
-      </w:r>
-      <w:r>
-        <w:t xml:space="preserve">limitation goes away. And run a Hindi speech recogniser so the text branch is tested on real transcripts.</w:t>
+        <w:t xml:space="preserve">Test the voice branch against IndicSynth, a new dataset with 989 speakers across 12 Indian languages. Report the entity and intent numbers on Whisper output alongside the reference. And try a code-mixed transformer (MuRIL or HingBERT) for intent against the TF-IDF model.</w:t>
       </w:r>
     </w:p>
     <w:bookmarkEnd w:id="16"/>
